--- a/Input/Meeting ABC UpdateCommitee DEF #5.docx
+++ b/Input/Meeting ABC UpdateCommitee DEF #5.docx
@@ -15,8 +15,9 @@
           <w:sz w:val="34"/>
           <w:szCs w:val="34"/>
         </w:rPr>
-        <w:t>Meeting ABC UpdateCommitee DEF #5</w:t>
-      </w:r>
+        <w:t xml:space="preserve">Meeting ABC </w:t>
+      </w:r>
+      <w:proofErr w:type="spellStart"/>
       <w:r>
         <w:rPr>
           <w:rFonts w:ascii="Segoe UI" w:eastAsia="Segoe UI" w:hAnsi="Segoe UI" w:cs="Segoe UI"/>
@@ -26,7 +27,19 @@
           <w:sz w:val="34"/>
           <w:szCs w:val="34"/>
         </w:rPr>
-        <w:t xml:space="preserve"> </w:t>
+        <w:t>UpdateCommitee</w:t>
+      </w:r>
+      <w:proofErr w:type="spellEnd"/>
+      <w:r>
+        <w:rPr>
+          <w:rFonts w:ascii="Segoe UI" w:eastAsia="Segoe UI" w:hAnsi="Segoe UI" w:cs="Segoe UI"/>
+          <w:b/>
+          <w:bCs/>
+          <w:color w:val="242424"/>
+          <w:sz w:val="34"/>
+          <w:szCs w:val="34"/>
+        </w:rPr>
+        <w:t xml:space="preserve"> DEF #5 </w:t>
       </w:r>
       <w:r>
         <w:rPr>
@@ -133,7 +146,28 @@
           <w:szCs w:val="24"/>
         </w:rPr>
         <w:br/>
-        <w:t xml:space="preserve">STEPHEN TEE WEI XIN </w:t>
+      </w:r>
+      <w:r>
+        <w:rPr>
+          <w:rFonts w:ascii="Segoe UI" w:eastAsia="Segoe UI" w:hAnsi="Segoe UI" w:cs="Segoe UI"/>
+          <w:b/>
+          <w:bCs/>
+          <w:color w:val="616161"/>
+          <w:sz w:val="24"/>
+          <w:szCs w:val="24"/>
+        </w:rPr>
+        <w:t>MARK GRAHAM</w:t>
+      </w:r>
+      <w:r>
+        <w:rPr>
+          <w:rFonts w:ascii="Segoe UI" w:eastAsia="Segoe UI" w:hAnsi="Segoe UI" w:cs="Segoe UI"/>
+          <w:b/>
+          <w:bCs/>
+          <w:color w:val="616161"/>
+          <w:sz w:val="24"/>
+          <w:szCs w:val="24"/>
+        </w:rPr>
+        <w:t xml:space="preserve"> </w:t>
       </w:r>
       <w:r>
         <w:rPr>
@@ -154,7 +188,7 @@
           <w:noProof/>
         </w:rPr>
         <w:drawing>
-          <wp:anchor distT="0" distB="0" distL="0" distR="0" simplePos="0" relativeHeight="251658752" behindDoc="0" locked="0" layoutInCell="1" allowOverlap="1" wp14:anchorId="5F60ECE4" wp14:editId="246CD5CD">
+          <wp:anchor distT="0" distB="0" distL="0" distR="0" simplePos="0" relativeHeight="251658752" behindDoc="0" locked="0" layoutInCell="1" allowOverlap="1" wp14:anchorId="5F60ECE4" wp14:editId="2894F823">
             <wp:simplePos x="0" y="0"/>
             <wp:positionH relativeFrom="page">
               <wp:posOffset>576072</wp:posOffset>
@@ -163,7 +197,7 @@
               <wp:posOffset>292608</wp:posOffset>
             </wp:positionV>
             <wp:extent cx="276225" cy="276225"/>
-            <wp:effectExtent l="0" t="0" r="0" b="0"/>
+            <wp:effectExtent l="0" t="0" r="9525" b="9525"/>
             <wp:wrapNone/>
             <wp:docPr id="2" name="Picture 2"/>
             <wp:cNvGraphicFramePr>
@@ -179,7 +213,15 @@
                     </pic:cNvPicPr>
                   </pic:nvPicPr>
                   <pic:blipFill>
-                    <a:blip r:embed="rId6"/>
+                    <a:blip r:embed="rId6">
+                      <a:duotone>
+                        <a:prstClr val="black"/>
+                        <a:schemeClr val="tx1">
+                          <a:tint val="45000"/>
+                          <a:satMod val="400000"/>
+                        </a:schemeClr>
+                      </a:duotone>
+                    </a:blip>
                     <a:srcRect/>
                     <a:stretch>
                       <a:fillRect/>
@@ -210,7 +252,17 @@
           <w:szCs w:val="24"/>
         </w:rPr>
         <w:br/>
-        <w:t xml:space="preserve">STEPHEN TEE WEI XIN   </w:t>
+      </w:r>
+      <w:r>
+        <w:rPr>
+          <w:rFonts w:ascii="Segoe UI" w:eastAsia="Segoe UI" w:hAnsi="Segoe UI" w:cs="Segoe UI"/>
+          <w:b/>
+          <w:bCs/>
+          <w:color w:val="616161"/>
+          <w:sz w:val="24"/>
+          <w:szCs w:val="24"/>
+        </w:rPr>
+        <w:t xml:space="preserve">MARK GRAHAM </w:t>
       </w:r>
       <w:r>
         <w:rPr>
@@ -314,7 +366,17 @@
           <w:szCs w:val="24"/>
         </w:rPr>
         <w:br/>
-        <w:t xml:space="preserve">STEPHEN TEE WEI XIN </w:t>
+      </w:r>
+      <w:r>
+        <w:rPr>
+          <w:rFonts w:ascii="Segoe UI" w:eastAsia="Segoe UI" w:hAnsi="Segoe UI" w:cs="Segoe UI"/>
+          <w:b/>
+          <w:bCs/>
+          <w:color w:val="616161"/>
+          <w:sz w:val="24"/>
+          <w:szCs w:val="24"/>
+        </w:rPr>
+        <w:t xml:space="preserve">MARK GRAHAM </w:t>
       </w:r>
       <w:r>
         <w:rPr>
